--- a/modelos/Dispensa xx Proc xx -  MINUTA DP 15.04.2026.docx
+++ b/modelos/Dispensa xx Proc xx -  MINUTA DP 15.04.2026.docx
@@ -256,39 +256,7 @@
           <w:sz w:val="28"/>
           <w:szCs w:val="28"/>
         </w:rPr>
-        <w:t>R$</w:t>
-      </w:r>
-      <w:r>
-        <w:rPr>
-          <w:rFonts w:ascii="Calibri" w:hAnsi="Calibri" w:cs="Calibri"/>
-          <w:sz w:val="28"/>
-          <w:szCs w:val="28"/>
-        </w:rPr>
-        <w:t xml:space="preserve"> {{VALOR}}</w:t>
-      </w:r>
-      <w:r>
-        <w:rPr>
-          <w:rFonts w:ascii="Calibri" w:hAnsi="Calibri" w:cs="Calibri"/>
-          <w:sz w:val="28"/>
-          <w:szCs w:val="28"/>
-        </w:rPr>
-        <w:t xml:space="preserve"> </w:t>
-      </w:r>
-      <w:r>
-        <w:rPr>
-          <w:rFonts w:ascii="Calibri" w:hAnsi="Calibri" w:cs="Calibri"/>
-          <w:sz w:val="28"/>
-          <w:szCs w:val="28"/>
-        </w:rPr>
-        <w:t>({{VALOR EXT}}</w:t>
-      </w:r>
-      <w:r>
-        <w:rPr>
-          <w:rFonts w:ascii="Calibri" w:hAnsi="Calibri" w:cs="Calibri"/>
-          <w:sz w:val="28"/>
-          <w:szCs w:val="28"/>
-        </w:rPr>
-        <w:t>)</w:t>
+        <w:t>{{VALOR}}</w:t>
       </w:r>
     </w:p>
     <w:p>
@@ -21242,17 +21210,10 @@
         <w:rPr>
           <w:u w:val="single"/>
         </w:rPr>
-        <w:t xml:space="preserve">R$ </w:t>
-      </w:r>
-      <w:r>
-        <w:rPr>
-          <w:u w:val="single"/>
-        </w:rPr>
-        <w:t>{{VALOR}} ({{VALOR EXT}})</w:t>
-      </w:r>
-      <w:r>
-        <w:rPr>
-          <w:b/>
+        <w:t>{{VALOR}}</w:t>
+      </w:r>
+      <w:r>
+        <w:rPr>
           <w:u w:val="single"/>
         </w:rPr>
         <w:t>.</w:t>
@@ -21875,7 +21836,7 @@
           <w:sz w:val="24"/>
           <w:szCs w:val="24"/>
         </w:rPr>
-        <w:t xml:space="preserve">ou não entregar a </w:t>
+        <w:t xml:space="preserve">ou não entregar a documentação exigida para a contratação, quando convocado dentro do prazo de validade de </w:t>
       </w:r>
       <w:r>
         <w:rPr>
@@ -21884,7 +21845,7 @@
           <w:szCs w:val="24"/>
         </w:rPr>
         <w:lastRenderedPageBreak/>
-        <w:t>documentação exigida para a contratação, quando convocado dentro do prazo de validade de sua proposta;</w:t>
+        <w:t>sua proposta;</w:t>
       </w:r>
     </w:p>
     <w:p>
@@ -22582,14 +22543,14 @@
         <w:t xml:space="preserve">será aplicada ao responsável pelas infrações administrativas </w:t>
       </w:r>
       <w:r>
-        <w:t xml:space="preserve">de apresentar declaração ou documentação falsa </w:t>
+        <w:t>de apresentar declaração ou documentação falsa exigida para o certame ou prestar declaração falsa durante a licitação ou a execução do contrato</w:t>
+      </w:r>
+      <w:r>
+        <w:t xml:space="preserve"> </w:t>
       </w:r>
       <w:r>
         <w:lastRenderedPageBreak/>
-        <w:t>exigida para o certame ou prestar declaração falsa durante a licitação ou a execução do contrato</w:t>
-      </w:r>
-      <w:r>
-        <w:t xml:space="preserve"> ou instrumento contratual equivalente</w:t>
+        <w:t>ou instrumento contratual equivalente</w:t>
       </w:r>
       <w:r>
         <w:t>; fraudar a licitação ou praticar ato fraudulento na execução do contrato</w:t>
@@ -23012,8 +22973,11 @@
       <w:bookmarkStart w:id="124" w:name="art159"/>
       <w:bookmarkEnd w:id="124"/>
       <w:r>
+        <w:t xml:space="preserve">Os atos previstos como infrações administrativas nesta Lei ou em outras leis de licitações </w:t>
+      </w:r>
+      <w:r>
         <w:lastRenderedPageBreak/>
-        <w:t>Os atos previstos como infrações administrativas nesta Lei ou em outras leis de licitações e contratos da Administração Pública que também sejam tipificados como atos lesivos na Lei nº 12.846, de 1º de agosto de 2013, serão apurados e julgados conjuntamente, nos mesmos autos, observados o rito procedimental e a autoridade competente definidos na referida Lei.</w:t>
+        <w:t>e contratos da Administração Pública que também sejam tipificados como atos lesivos na Lei nº 12.846, de 1º de agosto de 2013, serão apurados e julgados conjuntamente, nos mesmos autos, observados o rito procedimental e a autoridade competente definidos na referida Lei.</w:t>
       </w:r>
     </w:p>
     <w:p>
@@ -23498,11 +23462,7 @@
         <w:t>, a qual deverá ser formalmente motivada em autos de processo, assegurados o contraditório e a</w:t>
       </w:r>
       <w:r>
-        <w:t xml:space="preserve"> ampla defesa, as </w:t>
-      </w:r>
-      <w:r>
-        <w:lastRenderedPageBreak/>
-        <w:t>seguintes situações:</w:t>
+        <w:t xml:space="preserve"> ampla defesa, as seguintes situações:</w:t>
       </w:r>
     </w:p>
     <w:p>
@@ -23536,6 +23496,7 @@
           <w:sz w:val="24"/>
           <w:szCs w:val="24"/>
         </w:rPr>
+        <w:lastRenderedPageBreak/>
         <w:t xml:space="preserve">não cumprimento ou cumprimento irregular de normas </w:t>
       </w:r>
       <w:r>
@@ -24189,7 +24150,7 @@
           <w:sz w:val="24"/>
           <w:szCs w:val="24"/>
         </w:rPr>
-        <w:t xml:space="preserve">não serão admitidas em caso de calamidade pública, de grave perturbação da ordem </w:t>
+        <w:t xml:space="preserve">não serão admitidas em caso de calamidade pública, de grave perturbação da ordem interna ou de guerra, bem como quando decorrerem de ato ou fato que o contratado tenha </w:t>
       </w:r>
       <w:r>
         <w:rPr>
@@ -24198,7 +24159,7 @@
           <w:szCs w:val="24"/>
         </w:rPr>
         <w:lastRenderedPageBreak/>
-        <w:t>interna ou de guerra, bem como quando decorrerem de ato ou fato que o contratado tenha praticado, do qual tenha participado ou para o qual tenha contribuído;</w:t>
+        <w:t>praticado, do qual tenha participado ou para o qual tenha contribuído;</w:t>
       </w:r>
     </w:p>
     <w:p>
@@ -25016,7 +24977,15 @@
           <w:sz w:val="24"/>
           <w:szCs w:val="24"/>
         </w:rPr>
-        <w:t xml:space="preserve">da ocupação e utilização do local, das instalações, dos equipamentos, do </w:t>
+        <w:t xml:space="preserve">da ocupação e utilização do local, das instalações, dos equipamentos, do material e do pessoal empregados na execução do contrato </w:t>
+      </w:r>
+      <w:r>
+        <w:rPr>
+          <w:rFonts w:ascii="Calibri" w:hAnsi="Calibri" w:cs="Calibri"/>
+          <w:sz w:val="24"/>
+          <w:szCs w:val="24"/>
+        </w:rPr>
+        <w:t xml:space="preserve">ou instrumento contratual </w:t>
       </w:r>
       <w:r>
         <w:rPr>
@@ -25025,15 +24994,7 @@
           <w:szCs w:val="24"/>
         </w:rPr>
         <w:lastRenderedPageBreak/>
-        <w:t xml:space="preserve">material e do pessoal empregados na execução do contrato </w:t>
-      </w:r>
-      <w:r>
-        <w:rPr>
-          <w:rFonts w:ascii="Calibri" w:hAnsi="Calibri" w:cs="Calibri"/>
-          <w:sz w:val="24"/>
-          <w:szCs w:val="24"/>
-        </w:rPr>
-        <w:t>ou instrumento contratual equivalente</w:t>
+        <w:t>equivalente</w:t>
       </w:r>
       <w:r>
         <w:rPr>
